--- a/Dokumentace.DOCX
+++ b/Dokumentace.DOCX
@@ -172,15 +172,7 @@
       </w:r>
       <w:proofErr w:type="spellEnd"/>
       <w:r>
-        <w:t xml:space="preserve"> mají </w:t>
-      </w:r>
-      <w:proofErr w:type="gramStart"/>
-      <w:r>
-        <w:t>MOVE ,TAKE ,BOTH</w:t>
-      </w:r>
-      <w:proofErr w:type="gramEnd"/>
-      <w:r>
-        <w:t xml:space="preserve">  a defaultní </w:t>
+        <w:t xml:space="preserve"> mají MOVE ,TAKE ,BOTH  a defaultní </w:t>
       </w:r>
       <w:proofErr w:type="spellStart"/>
       <w:r>
@@ -342,10 +334,7 @@
       </w:r>
       <w:proofErr w:type="spellEnd"/>
       <w:r>
-        <w:t xml:space="preserve"> je </w:t>
-      </w:r>
-      <w:r>
-        <w:t>MOVE</w:t>
+        <w:t xml:space="preserve"> je MOVE</w:t>
       </w:r>
       <w:r>
         <w:br/>
@@ -385,13 +374,7 @@
         <w:t xml:space="preserve"> </w:t>
       </w:r>
       <w:r>
-        <w:t>mají</w:t>
-      </w:r>
-      <w:r>
-        <w:t xml:space="preserve"> BOTH</w:t>
-      </w:r>
-      <w:r>
-        <w:t xml:space="preserve"> a defaultní </w:t>
+        <w:t xml:space="preserve">mají BOTH a defaultní </w:t>
       </w:r>
       <w:proofErr w:type="spellStart"/>
       <w:r>
@@ -399,10 +382,7 @@
       </w:r>
       <w:proofErr w:type="spellEnd"/>
       <w:r>
-        <w:t xml:space="preserve"> je </w:t>
-      </w:r>
-      <w:r>
-        <w:t>BOTH</w:t>
+        <w:t xml:space="preserve"> je BOTH</w:t>
       </w:r>
       <w:r>
         <w:br/>
@@ -512,11 +492,9 @@
                       <wps:txbx>
                         <w:txbxContent>
                           <w:p>
-                            <w:proofErr w:type="spellStart"/>
                             <w:r>
                               <w:t>gui</w:t>
                             </w:r>
-                            <w:proofErr w:type="spellEnd"/>
                           </w:p>
                         </w:txbxContent>
                       </wps:txbx>
@@ -545,11 +523,9 @@
                 <v:textbox>
                   <w:txbxContent>
                     <w:p>
-                      <w:proofErr w:type="spellStart"/>
                       <w:r>
                         <w:t>gui</w:t>
                       </w:r>
-                      <w:proofErr w:type="spellEnd"/>
                     </w:p>
                   </w:txbxContent>
                 </v:textbox>
@@ -731,11 +707,9 @@
                       <wps:txbx>
                         <w:txbxContent>
                           <w:p>
-                            <w:proofErr w:type="spellStart"/>
                             <w:r>
                               <w:t>gameloop</w:t>
                             </w:r>
-                            <w:proofErr w:type="spellEnd"/>
                           </w:p>
                         </w:txbxContent>
                       </wps:txbx>
@@ -760,11 +734,9 @@
                 <v:textbox>
                   <w:txbxContent>
                     <w:p>
-                      <w:proofErr w:type="spellStart"/>
                       <w:r>
                         <w:t>gameloop</w:t>
                       </w:r>
-                      <w:proofErr w:type="spellEnd"/>
                     </w:p>
                   </w:txbxContent>
                 </v:textbox>
@@ -1026,11 +998,9 @@
                       <wps:txbx>
                         <w:txbxContent>
                           <w:p>
-                            <w:proofErr w:type="spellStart"/>
                             <w:r>
                               <w:t>pieces</w:t>
                             </w:r>
-                            <w:proofErr w:type="spellEnd"/>
                           </w:p>
                         </w:txbxContent>
                       </wps:txbx>
@@ -1055,11 +1025,9 @@
                 <v:textbox>
                   <w:txbxContent>
                     <w:p>
-                      <w:proofErr w:type="spellStart"/>
                       <w:r>
                         <w:t>pieces</w:t>
                       </w:r>
-                      <w:proofErr w:type="spellEnd"/>
                     </w:p>
                   </w:txbxContent>
                 </v:textbox>
@@ -1113,11 +1081,9 @@
                       <wps:txbx>
                         <w:txbxContent>
                           <w:p>
-                            <w:proofErr w:type="spellStart"/>
                             <w:r>
                               <w:t>logic</w:t>
                             </w:r>
-                            <w:proofErr w:type="spellEnd"/>
                           </w:p>
                         </w:txbxContent>
                       </wps:txbx>
@@ -1142,11 +1108,9 @@
                 <v:textbox>
                   <w:txbxContent>
                     <w:p>
-                      <w:proofErr w:type="spellStart"/>
                       <w:r>
                         <w:t>logic</w:t>
                       </w:r>
-                      <w:proofErr w:type="spellEnd"/>
                     </w:p>
                   </w:txbxContent>
                 </v:textbox>
@@ -1287,34 +1251,16 @@
           <w:tab w:val="left" w:pos="7635"/>
         </w:tabs>
       </w:pPr>
-      <w:proofErr w:type="gramStart"/>
-      <w:r>
-        <w:t>Třídy</w:t>
-      </w:r>
-      <w:proofErr w:type="gramEnd"/>
-      <w:r>
-        <w:t xml:space="preserve"> které mohou </w:t>
-      </w:r>
-      <w:proofErr w:type="gramStart"/>
-      <w:r>
-        <w:t>přibýt :</w:t>
-      </w:r>
-      <w:proofErr w:type="gramEnd"/>
-      <w:r>
-        <w:t xml:space="preserve"> </w:t>
-      </w:r>
-      <w:proofErr w:type="spellStart"/>
-      <w:proofErr w:type="gramStart"/>
+      <w:r>
+        <w:t xml:space="preserve">Třídy které mohou přibýt : </w:t>
+      </w:r>
+      <w:proofErr w:type="spellStart"/>
       <w:r>
         <w:t>PawnLike</w:t>
       </w:r>
       <w:proofErr w:type="spellEnd"/>
       <w:r>
-        <w:t xml:space="preserve"> ,</w:t>
-      </w:r>
-      <w:proofErr w:type="gramEnd"/>
-      <w:r>
-        <w:t xml:space="preserve"> </w:t>
+        <w:t xml:space="preserve"> , </w:t>
       </w:r>
       <w:proofErr w:type="spellStart"/>
       <w:r>
@@ -1363,7 +1309,6 @@
         <w:t xml:space="preserve"> se volá ve třídě </w:t>
       </w:r>
       <w:proofErr w:type="spellStart"/>
-      <w:proofErr w:type="gramStart"/>
       <w:r>
         <w:t>chessboard</w:t>
       </w:r>
@@ -1371,7 +1316,6 @@
       <w:r>
         <w:t xml:space="preserve"> .</w:t>
       </w:r>
-      <w:proofErr w:type="gramEnd"/>
     </w:p>
     <w:p>
       <w:pPr>
@@ -1407,23 +1351,13 @@
         <w:t xml:space="preserve"> a </w:t>
       </w:r>
       <w:proofErr w:type="spellStart"/>
-      <w:proofErr w:type="gramStart"/>
       <w:r>
         <w:t>promotionFactory</w:t>
       </w:r>
       <w:proofErr w:type="spellEnd"/>
       <w:r>
-        <w:t xml:space="preserve"> ,které</w:t>
-      </w:r>
-      <w:proofErr w:type="gramEnd"/>
-      <w:r>
-        <w:t xml:space="preserve"> slouží jako typy pohybu nebo </w:t>
-      </w:r>
-      <w:proofErr w:type="gramStart"/>
-      <w:r>
-        <w:t>interakce .</w:t>
-      </w:r>
-      <w:proofErr w:type="gramEnd"/>
+        <w:t xml:space="preserve"> ,které slouží jako typy pohybu nebo interakce .</w:t>
+      </w:r>
     </w:p>
     <w:p>
       <w:pPr>
@@ -1470,13 +1404,8 @@
       </w:r>
       <w:proofErr w:type="spellEnd"/>
       <w:r>
-        <w:t xml:space="preserve"> na </w:t>
-      </w:r>
-      <w:proofErr w:type="gramStart"/>
-      <w:r>
-        <w:t>scénu :</w:t>
-      </w:r>
-      <w:proofErr w:type="gramEnd"/>
+        <w:t xml:space="preserve"> na scénu :</w:t>
+      </w:r>
     </w:p>
     <w:p/>
     <w:p>
@@ -1504,12 +1433,10 @@
         <w:t xml:space="preserve">import </w:t>
       </w:r>
       <w:proofErr w:type="spellStart"/>
-      <w:proofErr w:type="gramStart"/>
       <w:r>
         <w:t>javax.swing</w:t>
       </w:r>
       <w:proofErr w:type="spellEnd"/>
-      <w:proofErr w:type="gramEnd"/>
       <w:r>
         <w:t>.*;</w:t>
       </w:r>
@@ -1588,7 +1515,6 @@
         <w:t xml:space="preserve">    public </w:t>
       </w:r>
       <w:proofErr w:type="spellStart"/>
-      <w:proofErr w:type="gramStart"/>
       <w:r>
         <w:t>Loop</w:t>
       </w:r>
@@ -1597,7 +1523,6 @@
         <w:t>(</w:t>
       </w:r>
       <w:proofErr w:type="spellStart"/>
-      <w:proofErr w:type="gramEnd"/>
       <w:r>
         <w:t>MainFrame</w:t>
       </w:r>
@@ -1618,12 +1543,10 @@
         <w:t xml:space="preserve">        </w:t>
       </w:r>
       <w:proofErr w:type="spellStart"/>
-      <w:proofErr w:type="gramStart"/>
       <w:r>
         <w:t>this.frame</w:t>
       </w:r>
       <w:proofErr w:type="spellEnd"/>
-      <w:proofErr w:type="gramEnd"/>
       <w:r>
         <w:t xml:space="preserve"> = </w:t>
       </w:r>
@@ -1648,12 +1571,10 @@
         <w:t xml:space="preserve"> w = </w:t>
       </w:r>
       <w:proofErr w:type="spellStart"/>
-      <w:proofErr w:type="gramStart"/>
       <w:r>
         <w:t>frame.getWidth</w:t>
       </w:r>
       <w:proofErr w:type="spellEnd"/>
-      <w:proofErr w:type="gramEnd"/>
       <w:r>
         <w:t>();</w:t>
       </w:r>
@@ -1670,24 +1591,17 @@
         <w:t xml:space="preserve"> h = </w:t>
       </w:r>
       <w:proofErr w:type="spellStart"/>
-      <w:proofErr w:type="gramStart"/>
       <w:r>
         <w:t>frame.getHeight</w:t>
       </w:r>
       <w:proofErr w:type="spellEnd"/>
-      <w:proofErr w:type="gramEnd"/>
       <w:r>
         <w:t>();</w:t>
       </w:r>
       <w:r>
         <w:br/>
-        <w:t xml:space="preserve">  </w:t>
-      </w:r>
-      <w:proofErr w:type="gramStart"/>
-      <w:r>
-        <w:t xml:space="preserve">  }</w:t>
-      </w:r>
-      <w:proofErr w:type="gramEnd"/>
+        <w:t xml:space="preserve">    }</w:t>
+      </w:r>
       <w:r>
         <w:br/>
       </w:r>
@@ -1696,7 +1610,45 @@
         <w:t>}</w:t>
       </w:r>
     </w:p>
-    <w:p/>
+    <w:p>
+      <w:r>
+        <w:drawing>
+          <wp:inline distT="0" distB="0" distL="0" distR="0" wp14:anchorId="623E139B" wp14:editId="1FCE140F">
+            <wp:extent cx="5760720" cy="1205865"/>
+            <wp:effectExtent l="0" t="0" r="0" b="0"/>
+            <wp:docPr id="545830842" name="Obrázek 1"/>
+            <wp:cNvGraphicFramePr>
+              <a:graphicFrameLocks xmlns:a="http://schemas.openxmlformats.org/drawingml/2006/main" noChangeAspect="1"/>
+            </wp:cNvGraphicFramePr>
+            <a:graphic xmlns:a="http://schemas.openxmlformats.org/drawingml/2006/main">
+              <a:graphicData uri="http://schemas.openxmlformats.org/drawingml/2006/picture">
+                <pic:pic xmlns:pic="http://schemas.openxmlformats.org/drawingml/2006/picture">
+                  <pic:nvPicPr>
+                    <pic:cNvPr id="545830842" name=""/>
+                    <pic:cNvPicPr/>
+                  </pic:nvPicPr>
+                  <pic:blipFill>
+                    <a:blip r:embed="rId7"/>
+                    <a:stretch>
+                      <a:fillRect/>
+                    </a:stretch>
+                  </pic:blipFill>
+                  <pic:spPr>
+                    <a:xfrm>
+                      <a:off x="0" y="0"/>
+                      <a:ext cx="5760720" cy="1205865"/>
+                    </a:xfrm>
+                    <a:prstGeom prst="rect">
+                      <a:avLst/>
+                    </a:prstGeom>
+                  </pic:spPr>
+                </pic:pic>
+              </a:graphicData>
+            </a:graphic>
+          </wp:inline>
+        </w:drawing>
+      </w:r>
+    </w:p>
     <w:sectPr>
       <w:pgSz w:w="11906" w:h="16838"/>
       <w:pgMar w:top="1417" w:right="1417" w:bottom="1417" w:left="1417" w:header="708" w:footer="708" w:gutter="0"/>
@@ -2307,6 +2259,7 @@
   <w:style w:type="character" w:default="1" w:styleId="Standardnpsmoodstavce">
     <w:name w:val="Default Paragraph Font"/>
     <w:uiPriority w:val="1"/>
+    <w:semiHidden/>
     <w:unhideWhenUsed/>
   </w:style>
   <w:style w:type="table" w:default="1" w:styleId="Normlntabulka">
